--- a/docs/rapport_technique/MinorShield_Policy_Lab_Rapport_technique_FR.docx
+++ b/docs/rapport_technique/MinorShield_Policy_Lab_Rapport_technique_FR.docx
@@ -76,8 +76,20 @@
           <w:color w:val="000000" w:themeColor="text1"/>
           <w:sz w:val="21"/>
         </w:rPr>
-        <w:t>Lien GitHub : [à ajouter après publication]</w:t>
-      </w:r>
+        <w:t xml:space="preserve">Lien GitHub : </w:t>
+      </w:r>
+      <w:hyperlink r:id="rId8">
+        <w:r>
+          <w:rPr>
+            <w:rFonts w:ascii="Times New Roman" w:hAnsi="Times New Roman" w:eastAsia="Times New Roman"/>
+            <w:color w:val="000000" w:themeColor="text1"/>
+            <w:sz w:val="21"/>
+            <w:color w:val="0563C1"/>
+            <w:u w:val="single"/>
+          </w:rPr>
+          <w:t xml:space="preserve">https://github.com/oumarouabdoulhamid26-svg/MinorShield-Hackathon</w:t>
+        </w:r>
+      </w:hyperlink>
     </w:p>
     <w:p>
       <w:pPr>
@@ -1032,7 +1044,7 @@
                 <w:rFonts w:ascii="Times New Roman" w:hAnsi="Times New Roman" w:eastAsia="Times New Roman"/>
                 <w:sz w:val="17"/>
               </w:rPr>
-              <w:t>Code de référence UIT (ITUAIReadiness, licence MIT) ; registre de provenance (docs/SOURCES.md)</w:t>
+              <w:t>Code de référence UIT (ITUAIReadiness, licence MIT) ; registre de provenance (bd/SOURCES.md)</w:t>
             </w:r>
           </w:p>
         </w:tc>

--- a/docs/rapport_technique/MinorShield_Policy_Lab_Rapport_technique_FR.docx
+++ b/docs/rapport_technique/MinorShield_Policy_Lab_Rapport_technique_FR.docx
@@ -331,7 +331,7 @@
           <w:b w:val="0"/>
           <w:sz w:val="21"/>
         </w:rPr>
-        <w:t xml:space="preserve"> Uniquement des textes juridiques officiels, avec source, date et page enregistrées (bd/SOURCES.md) : 13 textes camerounais, dont la Charte de protection des enfants en ligne (loi 2023/009), la loi sur les données personnelles (2024/017, obtenue par OCR de la copie certifiée de la Présidence) et le Code pénal ; 7 références internationales (DSA et RGPD européens, Online Safety Acts britannique et australien, règle COPPA américaine, décret-loi fédéral émirien 26/2025 sur la sécurité numérique des enfants, Observation générale n° 25 de l'ONU) ; le corpus stratégique de l'UIT. Découpage par article, embeddings multilingues locaux (bge-m3) : 8 344 passages. Aucune donnée réelle d'enfant : la sortie du détecteur de l'étape 2 est simulée au format réel de l'API, et signalée comme telle.</w:t>
+        <w:t xml:space="preserve"> Uniquement des textes juridiques officiels, avec source, date et page enregistrées (bd/SOURCES.md) : 13 textes camerounais, dont la Charte de protection des enfants en ligne (loi 2023/009), la loi sur les données personnelles (2024/017, obtenue par OCR de la copie certifiée de la Présidence) et le Code pénal ; 7 références internationales (DSA et RGPD européens, Online Safety Acts britannique et australien, règle COPPA américaine, décret-loi fédéral émirien 26/2025 sur la sécurité numérique des enfants, Observation générale n° 25 de l'ONU) ; le corpus stratégique de l'UIT. Découpage par article, embeddings multilingues locaux (bge-m3) : 8 304 passages. Aucune donnée réelle d'enfant : la sortie du détecteur de l'étape 2 est simulée au format réel de l'API, et signalée comme telle.</w:t>
       </w:r>
     </w:p>
     <w:p>
